--- a/vvdn/protocols/lin/lin-frame-and-protocol-analysis.docx
+++ b/vvdn/protocols/lin/lin-frame-and-protocol-analysis.docx
@@ -255,37 +255,7 @@
           <w:color w:val="282C34"/>
           <w:sz w:val="21"/>
         </w:rPr>
-        <w:t xml:space="preserve"> (typically </w:t>
-      </w:r>
-      <w:r>
-        <w:rPr>
-          <w:i/>
-          <w:color w:val="145AA0"/>
-          <w:sz w:val="21"/>
-        </w:rPr>
-        <w:t>13 \dots 26</w:t>
-      </w:r>
-      <w:r>
-        <w:rPr>
-          <w:color w:val="282C34"/>
-          <w:sz w:val="21"/>
-        </w:rPr>
-        <w:t xml:space="preserve"> bit times). Because standard UART bytes cannot hold a zero longer than 9 or 10 bit times (Start + 8 data zeros before the mandatory Stop bit), a </w:t>
-      </w:r>
-      <w:r>
-        <w:rPr>
-          <w:i/>
-          <w:color w:val="145AA0"/>
-          <w:sz w:val="21"/>
-        </w:rPr>
-        <w:t>≥ 13</w:t>
-      </w:r>
-      <w:r>
-        <w:rPr>
-          <w:color w:val="282C34"/>
-          <w:sz w:val="21"/>
-        </w:rPr>
-        <w:t>-bit dominant pulse is a deliberate framing violation that alerts every slave that a new frame has commenced.</w:t>
+        <w:t xml:space="preserve"> (typically 13 ... 26 bit times). Because standard UART bytes cannot hold a zero longer than 9 or 10 bit times (Start + 8 data zeros before the mandatory Stop bit), a &gt;= 13-bit dominant pulse is a deliberate framing violation that alerts every slave that a new frame has commenced.</w:t>
       </w:r>
     </w:p>
     <w:p>
@@ -495,22 +465,7 @@
           <w:color w:val="282C34"/>
           <w:sz w:val="21"/>
         </w:rPr>
-        <w:t>: Slaves measure the precise elapsed time between Edge 1 (falling edge of the Start bit) and Edge 5 (falling edge of bit 7). Dividing this interval by 8 yields the Master's exact bit period (</w:t>
-      </w:r>
-      <w:r>
-        <w:rPr>
-          <w:i/>
-          <w:color w:val="145AA0"/>
-          <w:sz w:val="21"/>
-        </w:rPr>
-        <w:t>T_{bit</w:t>
-      </w:r>
-      <w:r>
-        <w:rPr>
-          <w:color w:val="282C34"/>
-          <w:sz w:val="21"/>
-        </w:rPr>
-        <w:t>), allowing slaves with cheap RC oscillators to lock their baud rates!</w:t>
+        <w:t>: Slaves measure the precise elapsed time between Edge 1 (falling edge of the Start bit) and Edge 5 (falling edge of bit 7). Dividing this interval by 8 yields the Master's exact bit period (T_bit), allowing slaves with cheap RC oscillators to lock their baud rates!</w:t>
       </w:r>
     </w:p>
     <w:p>
@@ -653,7 +608,7 @@
           <w:color w:val="282C34"/>
           <w:sz w:val="21"/>
         </w:rPr>
-        <w:t>Parity Bit 0 ($P0$)</w:t>
+        <w:t>Parity Bit 0 (P0)</w:t>
       </w:r>
       <w:r>
         <w:rPr>
@@ -678,32 +633,50 @@
         <w:t xml:space="preserve"> over bits 0, 1, 2, and 4:</w:t>
       </w:r>
     </w:p>
-    <w:p>
-      <w:pPr>
-        <w:spacing w:after="80"/>
-      </w:pPr>
-      <w:r>
-        <w:rPr>
-          <w:i/>
-          <w:color w:val="145AA0"/>
-          <w:sz w:val="21"/>
-        </w:rPr>
-      </w:r>
-      <w:r>
-        <w:rPr>
-          <w:color w:val="282C34"/>
-          <w:sz w:val="21"/>
-        </w:rPr>
-        <w:t>P0 = ID0 \oplus ID1 \oplus ID2 \oplus ID4</w:t>
-      </w:r>
-      <w:r>
-        <w:rPr>
-          <w:i/>
-          <w:color w:val="145AA0"/>
-          <w:sz w:val="21"/>
-        </w:rPr>
-      </w:r>
-    </w:p>
+    <w:tbl>
+      <w:tblPr>
+        <w:tblW w:type="auto" w:w="0"/>
+        <w:jc w:val="center"/>
+        <w:tblLook w:firstColumn="1" w:firstRow="1" w:lastColumn="0" w:lastRow="0" w:noHBand="0" w:noVBand="1" w:val="04A0"/>
+      </w:tblPr>
+      <w:tblGrid>
+        <w:gridCol w:w="9792"/>
+      </w:tblGrid>
+      <w:tr>
+        <w:tc>
+          <w:tcPr>
+            <w:tcW w:type="dxa" w:w="9792"/>
+            <w:shd w:fill="F5F6F8"/>
+            <w:tcMar>
+              <w:top w:w="80" w:type="dxa"/>
+              <w:bottom w:w="80" w:type="dxa"/>
+              <w:left w:w="140" w:type="dxa"/>
+              <w:right w:w="140" w:type="dxa"/>
+            </w:tcMar>
+            <w:tcBorders>
+              <w:left w:val="single" w:sz="18" w:space="0" w:color="CBD5E0"/>
+              <w:top w:val="none"/>
+              <w:right w:val="none"/>
+              <w:bottom w:val="none"/>
+            </w:tcBorders>
+          </w:tcPr>
+          <w:p>
+            <w:pPr>
+              <w:spacing w:line="240" w:lineRule="auto" w:after="0"/>
+            </w:pPr>
+            <w:r>
+              <w:rPr>
+                <w:rFonts w:ascii="Consolas" w:hAnsi="Consolas"/>
+                <w:color w:val="2D3748"/>
+                <w:sz w:val="18"/>
+              </w:rPr>
+              <w:t>P0 = ID0 XOR ID1 XOR ID2 XOR ID4</w:t>
+            </w:r>
+          </w:p>
+        </w:tc>
+      </w:tr>
+    </w:tbl>
+    <w:p/>
     <w:p>
       <w:pPr>
         <w:pStyle w:val="ListBullet"/>
@@ -716,7 +689,7 @@
           <w:color w:val="282C34"/>
           <w:sz w:val="21"/>
         </w:rPr>
-        <w:t>Parity Bit 1 ($P1$)</w:t>
+        <w:t>Parity Bit 1 (P1)</w:t>
       </w:r>
       <w:r>
         <w:rPr>
@@ -741,32 +714,50 @@
         <w:t xml:space="preserve"> over bits 1, 3, 4, and 5:</w:t>
       </w:r>
     </w:p>
-    <w:p>
-      <w:pPr>
-        <w:spacing w:after="80"/>
-      </w:pPr>
-      <w:r>
-        <w:rPr>
-          <w:i/>
-          <w:color w:val="145AA0"/>
-          <w:sz w:val="21"/>
-        </w:rPr>
-      </w:r>
-      <w:r>
-        <w:rPr>
-          <w:color w:val="282C34"/>
-          <w:sz w:val="21"/>
-        </w:rPr>
-        <w:t>P1 = \overline{ID1 \oplus ID3 \oplus ID4 \oplus ID5} = 1 \oplus (ID1 \oplus ID3 \oplus ID4 \oplus ID5)</w:t>
-      </w:r>
-      <w:r>
-        <w:rPr>
-          <w:i/>
-          <w:color w:val="145AA0"/>
-          <w:sz w:val="21"/>
-        </w:rPr>
-      </w:r>
-    </w:p>
+    <w:tbl>
+      <w:tblPr>
+        <w:tblW w:type="auto" w:w="0"/>
+        <w:jc w:val="center"/>
+        <w:tblLook w:firstColumn="1" w:firstRow="1" w:lastColumn="0" w:lastRow="0" w:noHBand="0" w:noVBand="1" w:val="04A0"/>
+      </w:tblPr>
+      <w:tblGrid>
+        <w:gridCol w:w="9792"/>
+      </w:tblGrid>
+      <w:tr>
+        <w:tc>
+          <w:tcPr>
+            <w:tcW w:type="dxa" w:w="9792"/>
+            <w:shd w:fill="F5F6F8"/>
+            <w:tcMar>
+              <w:top w:w="80" w:type="dxa"/>
+              <w:bottom w:w="80" w:type="dxa"/>
+              <w:left w:w="140" w:type="dxa"/>
+              <w:right w:w="140" w:type="dxa"/>
+            </w:tcMar>
+            <w:tcBorders>
+              <w:left w:val="single" w:sz="18" w:space="0" w:color="CBD5E0"/>
+              <w:top w:val="none"/>
+              <w:right w:val="none"/>
+              <w:bottom w:val="none"/>
+            </w:tcBorders>
+          </w:tcPr>
+          <w:p>
+            <w:pPr>
+              <w:spacing w:line="240" w:lineRule="auto" w:after="0"/>
+            </w:pPr>
+            <w:r>
+              <w:rPr>
+                <w:rFonts w:ascii="Consolas" w:hAnsi="Consolas"/>
+                <w:color w:val="2D3748"/>
+                <w:sz w:val="18"/>
+              </w:rPr>
+              <w:t>P1 = NOT(ID1 XOR ID3 XOR ID4 XOR ID5) = 1 XOR (ID1 XOR ID3 XOR ID4 XOR ID5)</w:t>
+            </w:r>
+          </w:p>
+        </w:tc>
+      </w:tr>
+    </w:tbl>
+    <w:p/>
     <w:tbl>
       <w:tblPr>
         <w:tblW w:type="auto" w:w="0"/>
@@ -918,22 +909,7 @@
           <w:color w:val="282C34"/>
           <w:sz w:val="21"/>
         </w:rPr>
-        <w:t>The 6-bit identifier yields 64 total values (</w:t>
-      </w:r>
-      <w:r>
-        <w:rPr>
-          <w:i/>
-          <w:color w:val="145AA0"/>
-          <w:sz w:val="21"/>
-        </w:rPr>
-        <w:t>0x00 \dots 0x3F</w:t>
-      </w:r>
-      <w:r>
-        <w:rPr>
-          <w:color w:val="282C34"/>
-          <w:sz w:val="21"/>
-        </w:rPr>
-        <w:t>), strictly cataloged by the LIN specification:</w:t>
+        <w:t>The 6-bit identifier yields 64 total values (0x00 ... 0x3F), strictly cataloged by the LIN specification:</w:t>
       </w:r>
     </w:p>
     <w:tbl>
@@ -1091,22 +1067,7 @@
                 <w:color w:val="282C34"/>
                 <w:sz w:val="18"/>
               </w:rPr>
-              <w:t xml:space="preserve"> (</w:t>
-            </w:r>
-            <w:r>
-              <w:rPr>
-                <w:i/>
-                <w:color w:val="145AA0"/>
-                <w:sz w:val="18"/>
-              </w:rPr>
-              <w:t>0 - 59</w:t>
-            </w:r>
-            <w:r>
-              <w:rPr>
-                <w:color w:val="282C34"/>
-                <w:sz w:val="18"/>
-              </w:rPr>
-              <w:t>)</w:t>
+              <w:t xml:space="preserve"> (0 - 59)</w:t>
             </w:r>
           </w:p>
         </w:tc>
@@ -1195,22 +1156,7 @@
                 <w:color w:val="282C34"/>
                 <w:sz w:val="18"/>
               </w:rPr>
-              <w:t>Carries normal real-time sensor/actuator payload (</w:t>
-            </w:r>
-            <w:r>
-              <w:rPr>
-                <w:i/>
-                <w:color w:val="145AA0"/>
-                <w:sz w:val="18"/>
-              </w:rPr>
-              <w:t>1 \dots 8</w:t>
-            </w:r>
-            <w:r>
-              <w:rPr>
-                <w:color w:val="282C34"/>
-                <w:sz w:val="18"/>
-              </w:rPr>
-              <w:t xml:space="preserve"> bytes).</w:t>
+              <w:t>Carries normal real-time sensor/actuator payload (1 ... 8 bytes).</w:t>
             </w:r>
           </w:p>
         </w:tc>
@@ -1245,22 +1191,7 @@
                 <w:color w:val="282C34"/>
                 <w:sz w:val="18"/>
               </w:rPr>
-              <w:t xml:space="preserve"> (</w:t>
-            </w:r>
-            <w:r>
-              <w:rPr>
-                <w:i/>
-                <w:color w:val="145AA0"/>
-                <w:sz w:val="18"/>
-              </w:rPr>
-              <w:t>60</w:t>
-            </w:r>
-            <w:r>
-              <w:rPr>
-                <w:color w:val="282C34"/>
-                <w:sz w:val="18"/>
-              </w:rPr>
-              <w:t>)</w:t>
+              <w:t xml:space="preserve"> (60)</w:t>
             </w:r>
           </w:p>
         </w:tc>
@@ -1293,22 +1224,7 @@
                 <w:color w:val="282C34"/>
                 <w:sz w:val="18"/>
               </w:rPr>
-              <w:t xml:space="preserve"> (</w:t>
-            </w:r>
-            <w:r>
-              <w:rPr>
-                <w:i/>
-                <w:color w:val="145AA0"/>
-                <w:sz w:val="18"/>
-              </w:rPr>
-              <w:t>P0=0, P1=0</w:t>
-            </w:r>
-            <w:r>
-              <w:rPr>
-                <w:color w:val="282C34"/>
-                <w:sz w:val="18"/>
-              </w:rPr>
-              <w:t>)</w:t>
+              <w:t xml:space="preserve"> (P0=0, P1=0)</w:t>
             </w:r>
           </w:p>
         </w:tc>
@@ -1393,22 +1309,7 @@
                 <w:color w:val="282C34"/>
                 <w:sz w:val="18"/>
               </w:rPr>
-              <w:t xml:space="preserve"> (</w:t>
-            </w:r>
-            <w:r>
-              <w:rPr>
-                <w:i/>
-                <w:color w:val="145AA0"/>
-                <w:sz w:val="18"/>
-              </w:rPr>
-              <w:t>61</w:t>
-            </w:r>
-            <w:r>
-              <w:rPr>
-                <w:color w:val="282C34"/>
-                <w:sz w:val="18"/>
-              </w:rPr>
-              <w:t>)</w:t>
+              <w:t xml:space="preserve"> (61)</w:t>
             </w:r>
           </w:p>
         </w:tc>
@@ -1440,22 +1341,7 @@
                 <w:color w:val="282C34"/>
                 <w:sz w:val="18"/>
               </w:rPr>
-              <w:t xml:space="preserve"> (</w:t>
-            </w:r>
-            <w:r>
-              <w:rPr>
-                <w:i/>
-                <w:color w:val="145AA0"/>
-                <w:sz w:val="18"/>
-              </w:rPr>
-              <w:t>P0=1, P1=0</w:t>
-            </w:r>
-            <w:r>
-              <w:rPr>
-                <w:color w:val="282C34"/>
-                <w:sz w:val="18"/>
-              </w:rPr>
-              <w:t>)</w:t>
+              <w:t xml:space="preserve"> (P0=1, P1=0)</w:t>
             </w:r>
           </w:p>
         </w:tc>
@@ -1539,22 +1425,7 @@
                 <w:color w:val="282C34"/>
                 <w:sz w:val="18"/>
               </w:rPr>
-              <w:t xml:space="preserve"> (</w:t>
-            </w:r>
-            <w:r>
-              <w:rPr>
-                <w:i/>
-                <w:color w:val="145AA0"/>
-                <w:sz w:val="18"/>
-              </w:rPr>
-              <w:t>62</w:t>
-            </w:r>
-            <w:r>
-              <w:rPr>
-                <w:color w:val="282C34"/>
-                <w:sz w:val="18"/>
-              </w:rPr>
-              <w:t>)</w:t>
+              <w:t xml:space="preserve"> (62)</w:t>
             </w:r>
           </w:p>
         </w:tc>
@@ -1587,22 +1458,7 @@
                 <w:color w:val="282C34"/>
                 <w:sz w:val="18"/>
               </w:rPr>
-              <w:t xml:space="preserve"> (</w:t>
-            </w:r>
-            <w:r>
-              <w:rPr>
-                <w:i/>
-                <w:color w:val="145AA0"/>
-                <w:sz w:val="18"/>
-              </w:rPr>
-              <w:t>P0=1, P1=1</w:t>
-            </w:r>
-            <w:r>
-              <w:rPr>
-                <w:color w:val="282C34"/>
-                <w:sz w:val="18"/>
-              </w:rPr>
-              <w:t>)</w:t>
+              <w:t xml:space="preserve"> (P0=1, P1=1)</w:t>
             </w:r>
           </w:p>
         </w:tc>
@@ -1687,22 +1543,7 @@
                 <w:color w:val="282C34"/>
                 <w:sz w:val="18"/>
               </w:rPr>
-              <w:t xml:space="preserve"> (</w:t>
-            </w:r>
-            <w:r>
-              <w:rPr>
-                <w:i/>
-                <w:color w:val="145AA0"/>
-                <w:sz w:val="18"/>
-              </w:rPr>
-              <w:t>63</w:t>
-            </w:r>
-            <w:r>
-              <w:rPr>
-                <w:color w:val="282C34"/>
-                <w:sz w:val="18"/>
-              </w:rPr>
-              <w:t>)</w:t>
+              <w:t xml:space="preserve"> (63)</w:t>
             </w:r>
           </w:p>
         </w:tc>
@@ -1734,22 +1575,7 @@
                 <w:color w:val="282C34"/>
                 <w:sz w:val="18"/>
               </w:rPr>
-              <w:t xml:space="preserve"> (</w:t>
-            </w:r>
-            <w:r>
-              <w:rPr>
-                <w:i/>
-                <w:color w:val="145AA0"/>
-                <w:sz w:val="18"/>
-              </w:rPr>
-              <w:t>P0=0, P1=1</w:t>
-            </w:r>
-            <w:r>
-              <w:rPr>
-                <w:color w:val="282C34"/>
-                <w:sz w:val="18"/>
-              </w:rPr>
-              <w:t>)</w:t>
+              <w:t xml:space="preserve"> (P0=0, P1=1)</w:t>
             </w:r>
           </w:p>
         </w:tc>
@@ -2284,58 +2110,94 @@
         <w:t xml:space="preserve"> or one's complement sum):</w:t>
       </w:r>
     </w:p>
-    <w:p>
-      <w:pPr>
-        <w:spacing w:after="80"/>
-      </w:pPr>
-      <w:r>
-        <w:rPr>
-          <w:i/>
-          <w:color w:val="145AA0"/>
-          <w:sz w:val="21"/>
-        </w:rPr>
-      </w:r>
-      <w:r>
-        <w:rPr>
-          <w:color w:val="282C34"/>
-          <w:sz w:val="21"/>
-        </w:rPr>
-        <w:t>\text{Sum} = \text{PID (if Enhanced)} + \sum_{i=1}^{N} \text{Data}_i + \text{Carries}</w:t>
-      </w:r>
-      <w:r>
-        <w:rPr>
-          <w:i/>
-          <w:color w:val="145AA0"/>
-          <w:sz w:val="21"/>
-        </w:rPr>
-      </w:r>
-    </w:p>
-    <w:p>
-      <w:pPr>
-        <w:spacing w:after="80"/>
-      </w:pPr>
-      <w:r>
-        <w:rPr>
-          <w:i/>
-          <w:color w:val="145AA0"/>
-          <w:sz w:val="21"/>
-        </w:rPr>
-      </w:r>
-      <w:r>
-        <w:rPr>
-          <w:color w:val="282C34"/>
-          <w:sz w:val="21"/>
-        </w:rPr>
-        <w:t>\text{Checksum} = \neg (\text{Sum} \ \&amp; \ \text{0xFF}) = (\sim\text{Sum}) \ \&amp; \ \text{0xFF}</w:t>
-      </w:r>
-      <w:r>
-        <w:rPr>
-          <w:i/>
-          <w:color w:val="145AA0"/>
-          <w:sz w:val="21"/>
-        </w:rPr>
-      </w:r>
-    </w:p>
+    <w:tbl>
+      <w:tblPr>
+        <w:tblW w:type="auto" w:w="0"/>
+        <w:jc w:val="center"/>
+        <w:tblLook w:firstColumn="1" w:firstRow="1" w:lastColumn="0" w:lastRow="0" w:noHBand="0" w:noVBand="1" w:val="04A0"/>
+      </w:tblPr>
+      <w:tblGrid>
+        <w:gridCol w:w="9792"/>
+      </w:tblGrid>
+      <w:tr>
+        <w:tc>
+          <w:tcPr>
+            <w:tcW w:type="dxa" w:w="9792"/>
+            <w:shd w:fill="F5F6F8"/>
+            <w:tcMar>
+              <w:top w:w="80" w:type="dxa"/>
+              <w:bottom w:w="80" w:type="dxa"/>
+              <w:left w:w="140" w:type="dxa"/>
+              <w:right w:w="140" w:type="dxa"/>
+            </w:tcMar>
+            <w:tcBorders>
+              <w:left w:val="single" w:sz="18" w:space="0" w:color="CBD5E0"/>
+              <w:top w:val="none"/>
+              <w:right w:val="none"/>
+              <w:bottom w:val="none"/>
+            </w:tcBorders>
+          </w:tcPr>
+          <w:p>
+            <w:pPr>
+              <w:spacing w:line="240" w:lineRule="auto" w:after="0"/>
+            </w:pPr>
+            <w:r>
+              <w:rPr>
+                <w:rFonts w:ascii="Consolas" w:hAnsi="Consolas"/>
+                <w:color w:val="2D3748"/>
+                <w:sz w:val="18"/>
+              </w:rPr>
+              <w:t>Sum = PID (if Enhanced) + Sum(i=1 to N) Data_i + Carries</w:t>
+            </w:r>
+          </w:p>
+        </w:tc>
+      </w:tr>
+    </w:tbl>
+    <w:p/>
+    <w:tbl>
+      <w:tblPr>
+        <w:tblW w:type="auto" w:w="0"/>
+        <w:jc w:val="center"/>
+        <w:tblLook w:firstColumn="1" w:firstRow="1" w:lastColumn="0" w:lastRow="0" w:noHBand="0" w:noVBand="1" w:val="04A0"/>
+      </w:tblPr>
+      <w:tblGrid>
+        <w:gridCol w:w="9792"/>
+      </w:tblGrid>
+      <w:tr>
+        <w:tc>
+          <w:tcPr>
+            <w:tcW w:type="dxa" w:w="9792"/>
+            <w:shd w:fill="F5F6F8"/>
+            <w:tcMar>
+              <w:top w:w="80" w:type="dxa"/>
+              <w:bottom w:w="80" w:type="dxa"/>
+              <w:left w:w="140" w:type="dxa"/>
+              <w:right w:w="140" w:type="dxa"/>
+            </w:tcMar>
+            <w:tcBorders>
+              <w:left w:val="single" w:sz="18" w:space="0" w:color="CBD5E0"/>
+              <w:top w:val="none"/>
+              <w:right w:val="none"/>
+              <w:bottom w:val="none"/>
+            </w:tcBorders>
+          </w:tcPr>
+          <w:p>
+            <w:pPr>
+              <w:spacing w:line="240" w:lineRule="auto" w:after="0"/>
+            </w:pPr>
+            <w:r>
+              <w:rPr>
+                <w:rFonts w:ascii="Consolas" w:hAnsi="Consolas"/>
+                <w:color w:val="2D3748"/>
+                <w:sz w:val="18"/>
+              </w:rPr>
+              <w:t>Checksum = !=g (Sum \ &amp; \ 0xFF) = (simSum) \ &amp; \ 0xFF</w:t>
+            </w:r>
+          </w:p>
+        </w:tc>
+      </w:tr>
+    </w:tbl>
+    <w:p/>
     <w:p>
       <w:pPr>
         <w:spacing w:before="120" w:after="40"/>
@@ -2376,32 +2238,50 @@
         <w:t>:</w:t>
       </w:r>
     </w:p>
-    <w:p>
-      <w:pPr>
-        <w:spacing w:after="80"/>
-      </w:pPr>
-      <w:r>
-        <w:rPr>
-          <w:i/>
-          <w:color w:val="145AA0"/>
-          <w:sz w:val="21"/>
-        </w:rPr>
-      </w:r>
-      <w:r>
-        <w:rPr>
-          <w:color w:val="282C34"/>
-          <w:sz w:val="21"/>
-        </w:rPr>
-        <w:t>\text{Sum} + \text{Received\_Checksum} = 0\text{xFF}</w:t>
-      </w:r>
-      <w:r>
-        <w:rPr>
-          <w:i/>
-          <w:color w:val="145AA0"/>
-          <w:sz w:val="21"/>
-        </w:rPr>
-      </w:r>
-    </w:p>
+    <w:tbl>
+      <w:tblPr>
+        <w:tblW w:type="auto" w:w="0"/>
+        <w:jc w:val="center"/>
+        <w:tblLook w:firstColumn="1" w:firstRow="1" w:lastColumn="0" w:lastRow="0" w:noHBand="0" w:noVBand="1" w:val="04A0"/>
+      </w:tblPr>
+      <w:tblGrid>
+        <w:gridCol w:w="9792"/>
+      </w:tblGrid>
+      <w:tr>
+        <w:tc>
+          <w:tcPr>
+            <w:tcW w:type="dxa" w:w="9792"/>
+            <w:shd w:fill="F5F6F8"/>
+            <w:tcMar>
+              <w:top w:w="80" w:type="dxa"/>
+              <w:bottom w:w="80" w:type="dxa"/>
+              <w:left w:w="140" w:type="dxa"/>
+              <w:right w:w="140" w:type="dxa"/>
+            </w:tcMar>
+            <w:tcBorders>
+              <w:left w:val="single" w:sz="18" w:space="0" w:color="CBD5E0"/>
+              <w:top w:val="none"/>
+              <w:right w:val="none"/>
+              <w:bottom w:val="none"/>
+            </w:tcBorders>
+          </w:tcPr>
+          <w:p>
+            <w:pPr>
+              <w:spacing w:line="240" w:lineRule="auto" w:after="0"/>
+            </w:pPr>
+            <w:r>
+              <w:rPr>
+                <w:rFonts w:ascii="Consolas" w:hAnsi="Consolas"/>
+                <w:color w:val="2D3748"/>
+                <w:sz w:val="18"/>
+              </w:rPr>
+              <w:t>Sum + Received_Checksum = 0xFF</w:t>
+            </w:r>
+          </w:p>
+        </w:tc>
+      </w:tr>
+    </w:tbl>
+    <w:p/>
     <w:tbl>
       <w:tblPr>
         <w:tblW w:type="auto" w:w="0"/>
@@ -2535,22 +2415,7 @@
           <w:color w:val="282C34"/>
           <w:sz w:val="21"/>
         </w:rPr>
-        <w:t xml:space="preserve">The standard communication vehicle. The Master sends a header with PID </w:t>
-      </w:r>
-      <w:r>
-        <w:rPr>
-          <w:i/>
-          <w:color w:val="145AA0"/>
-          <w:sz w:val="21"/>
-        </w:rPr>
-        <w:t>0x00 \dots 0x3B</w:t>
-      </w:r>
-      <w:r>
-        <w:rPr>
-          <w:color w:val="282C34"/>
-          <w:sz w:val="21"/>
-        </w:rPr>
-        <w:t>. The designated slave (or master) immediately responds in the same time slot.</w:t>
+        <w:t>The standard communication vehicle. The Master sends a header with PID 0x00 ... 0x3B. The designated slave (or master) immediately responds in the same time slot.</w:t>
       </w:r>
     </w:p>
     <w:p>
